--- a/documentation/HORIZON_GRID_README.docx
+++ b/documentation/HORIZON_GRID_README.docx
@@ -184,7 +184,7 @@
       </w:r>
       <w:r>
         <w:rPr/>
-        <w:t xml:space="preserve"> 0.1.0 </w:t>
+        <w:t xml:space="preserve"> 0.2.0 </w:t>
       </w:r>
       <w:r>
         <w:rPr>
@@ -245,12 +245,12 @@
           <wp:inline distB="0" distL="0" distR="0" distT="0">
             <wp:extent cx="6629400" cy="4322921"/>
             <wp:effectExtent b="0" l="0" r="0" t="0"/>
-            <wp:docPr id="2" name="image-kAVV2oeOKOCgDEohBSkbf.png"/>
+            <wp:docPr id="2" name="image-IxEIoOINpfS3eI7OBEAob.png"/>
             <a:graphic>
               <a:graphicData uri="http://schemas.openxmlformats.org/drawingml/2006/picture">
                 <pic:pic>
                   <pic:nvPicPr>
-                    <pic:cNvPr id="2" name="image-kAVV2oeOKOCgDEohBSkbf.png" descr="Figure 1"/>
+                    <pic:cNvPr id="2" name="image-IxEIoOINpfS3eI7OBEAob.png" descr="Figure 1"/>
                     <pic:cNvPicPr/>
                   </pic:nvPicPr>
                   <pic:blipFill>
@@ -1881,7 +1881,7 @@
       </w:r>
       <w:r>
         <w:rPr/>
-        <w:t xml:space="preserve">sudo apt install ./horizon-grid_0.1.0_amd64.deb</w:t>
+        <w:t xml:space="preserve">sudo apt install ./horizon-grid_0.2.0_amd64.deb</w:t>
       </w:r>
       <w:r>
         <w:rPr/>

--- a/documentation/HORIZON_GRID_README.docx
+++ b/documentation/HORIZON_GRID_README.docx
@@ -184,7 +184,7 @@
       </w:r>
       <w:r>
         <w:rPr/>
-        <w:t xml:space="preserve"> 0.2.0 </w:t>
+        <w:t xml:space="preserve"> 0.2.1 </w:t>
       </w:r>
       <w:r>
         <w:rPr>
@@ -245,12 +245,12 @@
           <wp:inline distB="0" distL="0" distR="0" distT="0">
             <wp:extent cx="6629400" cy="4322921"/>
             <wp:effectExtent b="0" l="0" r="0" t="0"/>
-            <wp:docPr id="2" name="image-IxEIoOINpfS3eI7OBEAob.png"/>
+            <wp:docPr id="2" name="image-Oc3J5PG-7iY5qAd089EpD.png"/>
             <a:graphic>
               <a:graphicData uri="http://schemas.openxmlformats.org/drawingml/2006/picture">
                 <pic:pic>
                   <pic:nvPicPr>
-                    <pic:cNvPr id="2" name="image-IxEIoOINpfS3eI7OBEAob.png" descr="Figure 1"/>
+                    <pic:cNvPr id="2" name="image-Oc3J5PG-7iY5qAd089EpD.png" descr="Figure 1"/>
                     <pic:cNvPicPr/>
                   </pic:nvPicPr>
                   <pic:blipFill>

--- a/documentation/HORIZON_GRID_README.docx
+++ b/documentation/HORIZON_GRID_README.docx
@@ -184,7 +184,7 @@
       </w:r>
       <w:r>
         <w:rPr/>
-        <w:t xml:space="preserve"> 0.2.1 </w:t>
+        <w:t xml:space="preserve"> 0.2.2 </w:t>
       </w:r>
       <w:r>
         <w:rPr>
@@ -245,12 +245,12 @@
           <wp:inline distB="0" distL="0" distR="0" distT="0">
             <wp:extent cx="6629400" cy="4322921"/>
             <wp:effectExtent b="0" l="0" r="0" t="0"/>
-            <wp:docPr id="2" name="image-Oc3J5PG-7iY5qAd089EpD.png"/>
+            <wp:docPr id="2" name="image-AgFxnIRDLp8eSSvJapsDq.png"/>
             <a:graphic>
               <a:graphicData uri="http://schemas.openxmlformats.org/drawingml/2006/picture">
                 <pic:pic>
                   <pic:nvPicPr>
-                    <pic:cNvPr id="2" name="image-Oc3J5PG-7iY5qAd089EpD.png" descr="Figure 1"/>
+                    <pic:cNvPr id="2" name="image-AgFxnIRDLp8eSSvJapsDq.png" descr="Figure 1"/>
                     <pic:cNvPicPr/>
                   </pic:nvPicPr>
                   <pic:blipFill>

--- a/documentation/HORIZON_GRID_README.docx
+++ b/documentation/HORIZON_GRID_README.docx
@@ -70,7 +70,7 @@
       </w:r>
       <w:r>
         <w:rPr/>
-        <w:t xml:space="preserve"> 0.1.0</w:t>
+        <w:t xml:space="preserve"> 0.2.3</w:t>
       </w:r>
     </w:p>
     <w:p>
@@ -85,7 +85,7 @@
       </w:r>
       <w:r>
         <w:rPr/>
-        <w:t xml:space="preserve"> 2026-08-17</w:t>
+        <w:t xml:space="preserve"> 2026-08-20</w:t>
       </w:r>
     </w:p>
     <w:p>
@@ -245,12 +245,12 @@
           <wp:inline distB="0" distL="0" distR="0" distT="0">
             <wp:extent cx="6629400" cy="4322921"/>
             <wp:effectExtent b="0" l="0" r="0" t="0"/>
-            <wp:docPr id="2" name="image-AgFxnIRDLp8eSSvJapsDq.png"/>
+            <wp:docPr id="2" name="image-wV37LIHBa-TUwNuQhalTv.png"/>
             <a:graphic>
               <a:graphicData uri="http://schemas.openxmlformats.org/drawingml/2006/picture">
                 <pic:pic>
                   <pic:nvPicPr>
-                    <pic:cNvPr id="2" name="image-AgFxnIRDLp8eSSvJapsDq.png" descr="Figure 1"/>
+                    <pic:cNvPr id="2" name="image-wV37LIHBa-TUwNuQhalTv.png" descr="Figure 1"/>
                     <pic:cNvPicPr/>
                   </pic:nvPicPr>
                   <pic:blipFill>
@@ -453,7 +453,7 @@
       </w:r>
       <w:r>
         <w:rPr/>
-        <w:t xml:space="preserve"> — a short summary per provider as each one reports in, then one consolidated Final Assessment once every provider has finished, on your choice of five interchangeable AI backends. See "AI Capabilities" below.</w:t>
+        <w:t xml:space="preserve"> — a short summary per provider as each one reports in, then one consolidated Final Assessment once every provider has finished, on your choice of eleven interchangeable AI backends. See "AI Capabilities" below.</w:t>
       </w:r>
     </w:p>
     <w:p>
@@ -669,7 +669,7 @@
       </w:pPr>
       <w:r>
         <w:rPr/>
-        <w:t xml:space="preserve">Every investigation gets two distinct AI passes: a short summary of each provider's own result as it arrives, grounded only in that provider's own data, and one consolidated Final Assessment once every provider has finished, grounded in all the per-provider summaries plus the correlation engine's output. The platform supports five interchangeable AI backends — Ollama (local, free, no API key), Anthropic, AWS Bedrock, Google Gemini, and Groq — switchable at any time from the app itself with no restart. Every AI generation is tracked as one of exactly three honest outcomes: a real success, a correct decision to skip the AI entirely because there was no evidence to reason over, or a genuine failure with a deterministic-score-based fallback — never a fabricated result. The AI is deliberately never the source of the threat score itself; see "Threat Scoring" below and the dedicated AI Guide for the full architecture, including the grounding mechanisms that strip any citation the AI invents.</w:t>
+        <w:t xml:space="preserve">Every investigation gets two distinct AI passes: a short summary of each provider's own result as it arrives, grounded only in that provider's own data, and one consolidated Final Assessment once every provider has finished, grounded in all the per-provider summaries plus the correlation engine's output. The platform supports eleven interchangeable AI backends — Ollama (local, free, no API key), Anthropic, AWS Bedrock, Google Gemini, Groq, OpenAI, Kimi (Moonshot AI), DeepSeek, xAI (Grok), Mistral AI, and OpenRouter (a meta-router giving access to hundreds of underlying models through one API) — switchable at any time from the app itself with no restart. Every AI generation is tracked as one of exactly three honest outcomes: a real success, a correct decision to skip the AI entirely because there was no evidence to reason over, or a genuine failure with a deterministic-score-based fallback — never a fabricated result. The AI is deliberately never the source of the threat score itself; see "Threat Scoring" below and the dedicated AI Guide for the full architecture, including the grounding mechanisms that strip any citation the AI invents.</w:t>
       </w:r>
     </w:p>
     <w:p>

--- a/documentation/HORIZON_GRID_README.docx
+++ b/documentation/HORIZON_GRID_README.docx
@@ -70,7 +70,7 @@
       </w:r>
       <w:r>
         <w:rPr/>
-        <w:t xml:space="preserve"> 0.2.3</w:t>
+        <w:t xml:space="preserve"> 0.2.4</w:t>
       </w:r>
     </w:p>
     <w:p>
@@ -85,7 +85,7 @@
       </w:r>
       <w:r>
         <w:rPr/>
-        <w:t xml:space="preserve"> 2026-08-20</w:t>
+        <w:t xml:space="preserve"> 2026-08-21</w:t>
       </w:r>
     </w:p>
     <w:p>
@@ -245,12 +245,12 @@
           <wp:inline distB="0" distL="0" distR="0" distT="0">
             <wp:extent cx="6629400" cy="4322921"/>
             <wp:effectExtent b="0" l="0" r="0" t="0"/>
-            <wp:docPr id="2" name="image-wV37LIHBa-TUwNuQhalTv.png"/>
+            <wp:docPr id="2" name="image-ATjnfvRGKDHmGUs5AE23i.png"/>
             <a:graphic>
               <a:graphicData uri="http://schemas.openxmlformats.org/drawingml/2006/picture">
                 <pic:pic>
                   <pic:nvPicPr>
-                    <pic:cNvPr id="2" name="image-wV37LIHBa-TUwNuQhalTv.png" descr="Figure 1"/>
+                    <pic:cNvPr id="2" name="image-ATjnfvRGKDHmGUs5AE23i.png" descr="Figure 1"/>
                     <pic:cNvPicPr/>
                   </pic:nvPicPr>
                   <pic:blipFill>

--- a/documentation/HORIZON_GRID_README.docx
+++ b/documentation/HORIZON_GRID_README.docx
@@ -70,7 +70,7 @@
       </w:r>
       <w:r>
         <w:rPr/>
-        <w:t xml:space="preserve"> 0.2.4</w:t>
+        <w:t xml:space="preserve"> 0.2.5</w:t>
       </w:r>
     </w:p>
     <w:p>
@@ -85,7 +85,7 @@
       </w:r>
       <w:r>
         <w:rPr/>
-        <w:t xml:space="preserve"> 2026-08-21</w:t>
+        <w:t xml:space="preserve"> 2026-08-23</w:t>
       </w:r>
     </w:p>
     <w:p>
@@ -245,12 +245,12 @@
           <wp:inline distB="0" distL="0" distR="0" distT="0">
             <wp:extent cx="6629400" cy="4322921"/>
             <wp:effectExtent b="0" l="0" r="0" t="0"/>
-            <wp:docPr id="2" name="image-ATjnfvRGKDHmGUs5AE23i.png"/>
+            <wp:docPr id="2" name="image-u8RaOSQv2-H5JDuL_25KD.png"/>
             <a:graphic>
               <a:graphicData uri="http://schemas.openxmlformats.org/drawingml/2006/picture">
                 <pic:pic>
                   <pic:nvPicPr>
-                    <pic:cNvPr id="2" name="image-ATjnfvRGKDHmGUs5AE23i.png" descr="Figure 1"/>
+                    <pic:cNvPr id="2" name="image-u8RaOSQv2-H5JDuL_25KD.png" descr="Figure 1"/>
                     <pic:cNvPicPr/>
                   </pic:nvPicPr>
                   <pic:blipFill>
